--- a/docs/lehrmaterialien/math_07_pythagoras_erweitert/math_07_pythagoras_erweitert.docx
+++ b/docs/lehrmaterialien/math_07_pythagoras_erweitert/math_07_pythagoras_erweitert.docx
@@ -7,19 +7,7 @@
         <w:pStyle w:val="Title"/>
       </w:pPr>
       <w:r>
-        <w:t xml:space="preserve">Satzgruppe</w:t>
-      </w:r>
-      <w:r>
-        <w:t xml:space="preserve"> </w:t>
-      </w:r>
-      <w:r>
-        <w:t xml:space="preserve">des</w:t>
-      </w:r>
-      <w:r>
-        <w:t xml:space="preserve"> </w:t>
-      </w:r>
-      <w:r>
-        <w:t xml:space="preserve">Pythagoras</w:t>
+        <w:t xml:space="preserve">Satzgruppe des Pythagoras</w:t>
       </w:r>
     </w:p>
     <w:p>
@@ -27,25 +15,7 @@
         <w:pStyle w:val="Subtitle"/>
       </w:pPr>
       <w:r>
-        <w:t xml:space="preserve">Vertiefung</w:t>
-      </w:r>
-      <w:r>
-        <w:t xml:space="preserve"> </w:t>
-      </w:r>
-      <w:r>
-        <w:t xml:space="preserve">Satz</w:t>
-      </w:r>
-      <w:r>
-        <w:t xml:space="preserve"> </w:t>
-      </w:r>
-      <w:r>
-        <w:t xml:space="preserve">des</w:t>
-      </w:r>
-      <w:r>
-        <w:t xml:space="preserve"> </w:t>
-      </w:r>
-      <w:r>
-        <w:t xml:space="preserve">Pythagoras</w:t>
+        <w:t xml:space="preserve">Vertiefung Satz des Pythagoras</w:t>
       </w:r>
     </w:p>
     <w:p>
@@ -53,13 +23,7 @@
         <w:pStyle w:val="Author"/>
       </w:pPr>
       <w:r>
-        <w:t xml:space="preserve">Richard</w:t>
-      </w:r>
-      <w:r>
-        <w:t xml:space="preserve"> </w:t>
-      </w:r>
-      <w:r>
-        <w:t xml:space="preserve">Conrardy</w:t>
+        <w:t xml:space="preserve">Richard Conrardy</w:t>
       </w:r>
     </w:p>
     <w:p>
@@ -83,61 +47,7 @@
         <w:pStyle w:val="Abstract"/>
       </w:pPr>
       <w:r>
-        <w:t xml:space="preserve">Eine</w:t>
-      </w:r>
-      <w:r>
-        <w:t xml:space="preserve"> </w:t>
-      </w:r>
-      <w:r>
-        <w:t xml:space="preserve">Doppellektion</w:t>
-      </w:r>
-      <w:r>
-        <w:t xml:space="preserve"> </w:t>
-      </w:r>
-      <w:r>
-        <w:t xml:space="preserve">mit</w:t>
-      </w:r>
-      <w:r>
-        <w:t xml:space="preserve"> </w:t>
-      </w:r>
-      <w:r>
-        <w:t xml:space="preserve">vertiefenden</w:t>
-      </w:r>
-      <w:r>
-        <w:t xml:space="preserve"> </w:t>
-      </w:r>
-      <w:r>
-        <w:t xml:space="preserve">Textaufgaben</w:t>
-      </w:r>
-      <w:r>
-        <w:t xml:space="preserve"> </w:t>
-      </w:r>
-      <w:r>
-        <w:t xml:space="preserve">zum</w:t>
-      </w:r>
-      <w:r>
-        <w:t xml:space="preserve"> </w:t>
-      </w:r>
-      <w:r>
-        <w:t xml:space="preserve">Thema</w:t>
-      </w:r>
-      <w:r>
-        <w:t xml:space="preserve"> </w:t>
-      </w:r>
-      <w:r>
-        <w:t xml:space="preserve">Satz</w:t>
-      </w:r>
-      <w:r>
-        <w:t xml:space="preserve"> </w:t>
-      </w:r>
-      <w:r>
-        <w:t xml:space="preserve">des</w:t>
-      </w:r>
-      <w:r>
-        <w:t xml:space="preserve"> </w:t>
-      </w:r>
-      <w:r>
-        <w:t xml:space="preserve">Pythagoras.</w:t>
+        <w:t xml:space="preserve">Eine Doppellektion mit vertiefenden Textaufgaben zum Thema Satz des Pythagoras.</w:t>
       </w:r>
     </w:p>
     <w:sdt>
@@ -222,8 +132,8 @@
       </w:pPr>
       <w:r>
         <w:rPr>
+          <w:b/>
           <w:bCs/>
-          <w:b/>
         </w:rPr>
         <w:t xml:space="preserve">Aufgabe:</w:t>
       </w:r>
@@ -235,8 +145,8 @@
       </w:r>
       <w:r>
         <w:rPr>
+          <w:b/>
           <w:bCs/>
-          <w:b/>
         </w:rPr>
         <w:t xml:space="preserve">13</w:t>
       </w:r>
@@ -262,34 +172,34 @@
     </w:p>
     <w:p>
       <w:pPr>
+        <w:pStyle w:val="Compact"/>
         <w:numPr>
           <w:ilvl w:val="0"/>
           <w:numId w:val="1001"/>
         </w:numPr>
+      </w:pPr>
+      <w:r>
+        <w:t xml:space="preserve">Berechnung einer Kathete und der Hypotenuse an der Wandtafel.</w:t>
+      </w:r>
+      <w:r>
+        <w:br/>
+      </w:r>
+    </w:p>
+    <w:p>
+      <w:pPr>
         <w:pStyle w:val="Compact"/>
-      </w:pPr>
-      <w:r>
-        <w:t xml:space="preserve">Berechnung einer Kathete und der Hypotenuse an der Wandtafel.</w:t>
-      </w:r>
-      <w:r>
-        <w:br/>
-      </w:r>
-    </w:p>
-    <w:p>
-      <w:pPr>
         <w:numPr>
           <w:ilvl w:val="0"/>
           <w:numId w:val="1001"/>
         </w:numPr>
-        <w:pStyle w:val="Compact"/>
       </w:pPr>
       <w:r>
         <w:t xml:space="preserve">Seitenlängen der Dreiecke: (</w:t>
       </w:r>
       <w:r>
         <w:rPr>
+          <w:b/>
           <w:bCs/>
-          <w:b/>
         </w:rPr>
         <w:t xml:space="preserve">7</w:t>
       </w:r>
@@ -301,8 +211,8 @@
       </w:r>
       <w:r>
         <w:rPr>
+          <w:b/>
           <w:bCs/>
-          <w:b/>
         </w:rPr>
         <w:t xml:space="preserve">17</w:t>
       </w:r>
@@ -347,23 +257,23 @@
     </w:p>
     <w:p>
       <w:pPr>
+        <w:pStyle w:val="Compact"/>
         <w:numPr>
           <w:ilvl w:val="0"/>
           <w:numId w:val="1002"/>
         </w:numPr>
+      </w:pPr>
+      <w:r>
+        <w:t xml:space="preserve">Die Eckpunkte der Dreiecke können beliebige Namen haben (nicht immer A, B, C).</w:t>
+      </w:r>
+    </w:p>
+    <w:p>
+      <w:pPr>
         <w:pStyle w:val="Compact"/>
-      </w:pPr>
-      <w:r>
-        <w:t xml:space="preserve">Die Eckpunkte der Dreiecke können beliebige Namen haben (nicht immer A, B, C).</w:t>
-      </w:r>
-    </w:p>
-    <w:p>
-      <w:pPr>
         <w:numPr>
           <w:ilvl w:val="0"/>
           <w:numId w:val="1002"/>
         </w:numPr>
-        <w:pStyle w:val="Compact"/>
       </w:pPr>
       <w:r>
         <w:t xml:space="preserve">Bei welchen Dreiecken kann der Satz des Pythagoras angewendet werden? Bei welchen nicht?</w:t>
@@ -434,13 +344,7 @@
         <w:t xml:space="preserve"> </w:t>
       </w:r>
       <w:r>
-        <w:t xml:space="preserve">“</w:t>
-      </w:r>
-      <w:r>
-        <w:t xml:space="preserve">Raumdiagonale im Quader</w:t>
-      </w:r>
-      <w:r>
-        <w:t xml:space="preserve">”</w:t>
+        <w:t xml:space="preserve">“Raumdiagonale im Quader”</w:t>
       </w:r>
       <w:r>
         <w:t xml:space="preserve"> </w:t>
@@ -468,8 +372,8 @@
       </w:pPr>
       <w:r>
         <w:rPr>
+          <w:b/>
           <w:bCs/>
-          <w:b/>
         </w:rPr>
         <w:t xml:space="preserve">Datei von GeoGebra:</w:t>
       </w:r>
@@ -494,13 +398,7 @@
         <w:t xml:space="preserve"> </w:t>
       </w:r>
       <w:r>
-        <w:t xml:space="preserve">“</w:t>
-      </w:r>
-      <w:r>
-        <w:t xml:space="preserve">GeoGebra Calculator Suite</w:t>
-      </w:r>
-      <w:r>
-        <w:t xml:space="preserve">”</w:t>
+        <w:t xml:space="preserve">“GeoGebra Calculator Suite”</w:t>
       </w:r>
       <w:r>
         <w:t xml:space="preserve"> </w:t>
@@ -515,8 +413,8 @@
       </w:pPr>
       <w:r>
         <w:rPr>
+          <w:b/>
           <w:bCs/>
-          <w:b/>
         </w:rPr>
         <w:t xml:space="preserve">Vorgehen:</w:t>
       </w:r>
@@ -554,13 +452,7 @@
         <w:t xml:space="preserve"> </w:t>
       </w:r>
       <w:r>
-        <w:t xml:space="preserve">“</w:t>
-      </w:r>
-      <w:r>
-        <w:t xml:space="preserve">Raumdiagonale im Quader</w:t>
-      </w:r>
-      <w:r>
-        <w:t xml:space="preserve">”</w:t>
+        <w:t xml:space="preserve">“Raumdiagonale im Quader”</w:t>
       </w:r>
       <w:r>
         <w:t xml:space="preserve"> </w:t>
@@ -571,11 +463,11 @@
     </w:p>
     <w:p>
       <w:pPr>
+        <w:pStyle w:val="Compact"/>
         <w:numPr>
           <w:ilvl w:val="0"/>
           <w:numId w:val="1003"/>
         </w:numPr>
-        <w:pStyle w:val="Compact"/>
       </w:pPr>
       <w:r>
         <w:t xml:space="preserve">Hinweis: Der Satz von Pythagoras muss hier zweimal angewendet werden.</w:t>
@@ -600,35 +492,35 @@
     </w:p>
     <w:p>
       <w:pPr>
+        <w:pStyle w:val="Compact"/>
         <w:numPr>
           <w:ilvl w:val="0"/>
           <w:numId w:val="1004"/>
         </w:numPr>
+      </w:pPr>
+      <w:r>
+        <w:t xml:space="preserve">Textaufgaben (Zwei Aufgaben als Grundanforderung).</w:t>
+      </w:r>
+    </w:p>
+    <w:p>
+      <w:pPr>
         <w:pStyle w:val="Compact"/>
-      </w:pPr>
-      <w:r>
-        <w:t xml:space="preserve">Textaufgaben (Zwei Aufgaben als Grundanforderung).</w:t>
-      </w:r>
-    </w:p>
-    <w:p>
-      <w:pPr>
         <w:numPr>
           <w:ilvl w:val="0"/>
           <w:numId w:val="1004"/>
         </w:numPr>
+      </w:pPr>
+      <w:r>
+        <w:t xml:space="preserve">Pyramidenhöhe berechnen (für Sekundarschule).</w:t>
+      </w:r>
+    </w:p>
+    <w:p>
+      <w:pPr>
         <w:pStyle w:val="Compact"/>
-      </w:pPr>
-      <w:r>
-        <w:t xml:space="preserve">Pyramidenhöhe berechnen (für Sekundarschule).</w:t>
-      </w:r>
-    </w:p>
-    <w:p>
-      <w:pPr>
         <w:numPr>
           <w:ilvl w:val="0"/>
           <w:numId w:val="1004"/>
         </w:numPr>
-        <w:pStyle w:val="Compact"/>
       </w:pPr>
       <w:r>
         <w:t xml:space="preserve">Weiterführende Textaufgaben (Für Spezialisierte Sekundarschule).</w:t>
@@ -663,8 +555,8 @@
       </w:r>
       <w:r>
         <w:rPr>
+          <w:b/>
           <w:bCs/>
-          <w:b/>
         </w:rPr>
         <w:t xml:space="preserve">GeoGebra-Datei:</w:t>
       </w:r>
@@ -689,13 +581,7 @@
         <w:t xml:space="preserve"> </w:t>
       </w:r>
       <w:r>
-        <w:t xml:space="preserve">“</w:t>
-      </w:r>
-      <w:r>
-        <w:t xml:space="preserve">GeoGebra Calculator Suite</w:t>
-      </w:r>
-      <w:r>
-        <w:t xml:space="preserve">”</w:t>
+        <w:t xml:space="preserve">“GeoGebra Calculator Suite”</w:t>
       </w:r>
       <w:r>
         <w:t xml:space="preserve"> </w:t>
@@ -837,7 +723,6 @@
         <w:tblStyle w:val="Table"/>
         <w:tblW w:type="auto" w:w="0"/>
         <w:tblLook w:firstRow="1" w:lastRow="0" w:firstColumn="0" w:lastColumn="0" w:noHBand="0" w:noVBand="0" w:val="0020"/>
-        <w:jc w:val="start"/>
       </w:tblPr>
       <w:tblGrid>
         <w:gridCol w:w="2640"/>
@@ -846,14 +731,13 @@
       </w:tblGrid>
       <w:tr>
         <w:trPr>
-          <w:tblHeader w:val="true"/>
+          <w:tblHeader w:val="on"/>
         </w:trPr>
         <w:tc>
           <w:tcPr/>
           <w:p>
             <w:pPr>
               <w:pStyle w:val="Compact"/>
-              <w:jc w:val="left"/>
             </w:pPr>
             <w:r>
               <w:t xml:space="preserve">Dreieck 1</w:t>
@@ -865,7 +749,6 @@
           <w:p>
             <w:pPr>
               <w:pStyle w:val="Compact"/>
-              <w:jc w:val="left"/>
             </w:pPr>
             <w:r>
               <w:t xml:space="preserve">Dreieck 2</w:t>
@@ -877,7 +760,6 @@
           <w:p>
             <w:pPr>
               <w:pStyle w:val="Compact"/>
-              <w:jc w:val="left"/>
             </w:pPr>
             <w:r>
               <w:t xml:space="preserve">Dreieck 3</w:t>
@@ -891,7 +773,6 @@
           <w:p>
             <w:pPr>
               <w:pStyle w:val="Compact"/>
-              <w:jc w:val="left"/>
             </w:pPr>
             <w:r>
               <w:t xml:space="preserve">a: 4</w:t>
@@ -903,7 +784,6 @@
           <w:p>
             <w:pPr>
               <w:pStyle w:val="Compact"/>
-              <w:jc w:val="left"/>
             </w:pPr>
             <w:r>
               <w:t xml:space="preserve">a: 12</w:t>
@@ -915,7 +795,6 @@
           <w:p>
             <w:pPr>
               <w:pStyle w:val="Compact"/>
-              <w:jc w:val="left"/>
             </w:pPr>
             <w:r>
               <w:t xml:space="preserve">a: _____</w:t>
@@ -929,7 +808,6 @@
           <w:p>
             <w:pPr>
               <w:pStyle w:val="Compact"/>
-              <w:jc w:val="left"/>
             </w:pPr>
             <w:r>
               <w:t xml:space="preserve">b: 3</w:t>
@@ -941,7 +819,6 @@
           <w:p>
             <w:pPr>
               <w:pStyle w:val="Compact"/>
-              <w:jc w:val="left"/>
             </w:pPr>
             <w:r>
               <w:t xml:space="preserve">b: _____</w:t>
@@ -953,7 +830,6 @@
           <w:p>
             <w:pPr>
               <w:pStyle w:val="Compact"/>
-              <w:jc w:val="left"/>
             </w:pPr>
             <w:r>
               <w:t xml:space="preserve">b: 21</w:t>
@@ -1132,7 +1008,6 @@
         <w:tblStyle w:val="Table"/>
         <w:tblW w:type="auto" w:w="0"/>
         <w:tblLook w:firstRow="1" w:lastRow="0" w:firstColumn="0" w:lastColumn="0" w:noHBand="0" w:noVBand="0" w:val="0020"/>
-        <w:jc w:val="start"/>
       </w:tblPr>
       <w:tblGrid>
         <w:gridCol w:w="2640"/>
@@ -1141,7 +1016,7 @@
       </w:tblGrid>
       <w:tr>
         <w:trPr>
-          <w:tblHeader w:val="true"/>
+          <w:tblHeader w:val="on"/>
         </w:trPr>
         <w:tc>
           <w:tcPr/>
@@ -1156,7 +1031,6 @@
           <w:p>
             <w:pPr>
               <w:pStyle w:val="Compact"/>
-              <w:jc w:val="left"/>
             </w:pPr>
             <w:r>
               <w:t xml:space="preserve">X</w:t>
@@ -1168,7 +1042,6 @@
           <w:p>
             <w:pPr>
               <w:pStyle w:val="Compact"/>
-              <w:jc w:val="left"/>
             </w:pPr>
             <w:r>
               <w:t xml:space="preserve">Y</w:t>
@@ -1182,7 +1055,6 @@
           <w:p>
             <w:pPr>
               <w:pStyle w:val="Compact"/>
-              <w:jc w:val="left"/>
             </w:pPr>
             <w:r>
               <w:t xml:space="preserve">A</w:t>
@@ -1194,7 +1066,6 @@
           <w:p>
             <w:pPr>
               <w:pStyle w:val="Compact"/>
-              <w:jc w:val="left"/>
             </w:pPr>
             <w:r>
               <w:t xml:space="preserve">1</w:t>
@@ -1206,7 +1077,6 @@
           <w:p>
             <w:pPr>
               <w:pStyle w:val="Compact"/>
-              <w:jc w:val="left"/>
             </w:pPr>
             <w:r>
               <w:t xml:space="preserve">2</w:t>
@@ -1220,7 +1090,6 @@
           <w:p>
             <w:pPr>
               <w:pStyle w:val="Compact"/>
-              <w:jc w:val="left"/>
             </w:pPr>
             <w:r>
               <w:t xml:space="preserve">B</w:t>
@@ -1250,7 +1119,6 @@
           <w:p>
             <w:pPr>
               <w:pStyle w:val="Compact"/>
-              <w:jc w:val="left"/>
             </w:pPr>
             <w:r>
               <w:t xml:space="preserve">C</w:t>
@@ -1670,23 +1538,23 @@
     </w:p>
     <w:p>
       <w:pPr>
+        <w:pStyle w:val="Compact"/>
         <w:numPr>
           <w:ilvl w:val="0"/>
           <w:numId w:val="1005"/>
         </w:numPr>
+      </w:pPr>
+      <w:r>
+        <w:t xml:space="preserve">Die SuS können entscheiden, ob der Satz des Pythagoras auf ein gegebenes Dreieck anwendbar ist oder nicht.</w:t>
+      </w:r>
+    </w:p>
+    <w:p>
+      <w:pPr>
         <w:pStyle w:val="Compact"/>
-      </w:pPr>
-      <w:r>
-        <w:t xml:space="preserve">Die SuS können entscheiden, ob der Satz des Pythagoras auf ein gegebenes Dreieck anwendbar ist oder nicht.</w:t>
-      </w:r>
-    </w:p>
-    <w:p>
-      <w:pPr>
         <w:numPr>
           <w:ilvl w:val="0"/>
           <w:numId w:val="1005"/>
         </w:numPr>
-        <w:pStyle w:val="Compact"/>
       </w:pPr>
       <w:r>
         <w:t xml:space="preserve">Die Schülerinnen und Schüler können den Satz des Pythagoras korrekt anwenden, um die Länge einer fehlenden Seite in rechtwinkligen Dreiecken zu berechnen.</w:t>
@@ -1704,23 +1572,23 @@
     </w:p>
     <w:p>
       <w:pPr>
+        <w:pStyle w:val="Compact"/>
         <w:numPr>
           <w:ilvl w:val="0"/>
           <w:numId w:val="1006"/>
         </w:numPr>
+      </w:pPr>
+      <w:r>
+        <w:t xml:space="preserve">Die Schülerinnen und Schüler können den Satz des Pythagoras zur Berechnung der Raumdiagonale in einem Quader anwenden.</w:t>
+      </w:r>
+    </w:p>
+    <w:p>
+      <w:pPr>
         <w:pStyle w:val="Compact"/>
-      </w:pPr>
-      <w:r>
-        <w:t xml:space="preserve">Die Schülerinnen und Schüler können den Satz des Pythagoras zur Berechnung der Raumdiagonale in einem Quader anwenden.</w:t>
-      </w:r>
-    </w:p>
-    <w:p>
-      <w:pPr>
         <w:numPr>
           <w:ilvl w:val="0"/>
           <w:numId w:val="1006"/>
         </w:numPr>
-        <w:pStyle w:val="Compact"/>
       </w:pPr>
       <w:r>
         <w:t xml:space="preserve">Die Schülerinnen und Schüler können eigenständig Textaufgaben lösen, die den Satz des Pythagoras in verschiedenen Kontexten anwenden.</w:t>
@@ -1893,83 +1761,83 @@
           </w:p>
           <w:p>
             <w:pPr>
+              <w:pStyle w:val="Compact"/>
               <w:numPr>
                 <w:ilvl w:val="0"/>
                 <w:numId w:val="1007"/>
               </w:numPr>
+            </w:pPr>
+            <w:r>
+              <w:t xml:space="preserve">Zur Repetition beginnt der Unterricht mit einer Konfrontationsaufgabe („Wie lange ist das Seil zwischen dem Kletterer und dem Sicherer?“), um das Thema praktisch zu eröffnen. Sie dient dazu, alle SuS auf einen gemeinsamen Wissensstand zu bringen.</w:t>
+            </w:r>
+          </w:p>
+          <w:p>
+            <w:pPr>
               <w:pStyle w:val="Compact"/>
-            </w:pPr>
-            <w:r>
-              <w:t xml:space="preserve">Zur Repetition beginnt der Unterricht mit einer Konfrontationsaufgabe („Wie lange ist das Seil zwischen dem Kletterer und dem Sicherer?“), um das Thema praktisch zu eröffnen. Sie dient dazu, alle SuS auf einen gemeinsamen Wissensstand zu bringen.</w:t>
-            </w:r>
-          </w:p>
-          <w:p>
-            <w:pPr>
               <w:numPr>
                 <w:ilvl w:val="0"/>
                 <w:numId w:val="1007"/>
               </w:numPr>
+            </w:pPr>
+            <w:r>
+              <w:t xml:space="preserve">Diese soll die SuS dazu anregen, sich eigenständig in das Thema einzuarbeiten. Eine Lösung im Plenum folgt, um sicherzustellen, dass alle SuS die Methode verstanden haben.</w:t>
+            </w:r>
+          </w:p>
+          <w:p>
+            <w:pPr>
               <w:pStyle w:val="Compact"/>
-            </w:pPr>
-            <w:r>
-              <w:t xml:space="preserve">Diese soll die SuS dazu anregen, sich eigenständig in das Thema einzuarbeiten. Eine Lösung im Plenum folgt, um sicherzustellen, dass alle SuS die Methode verstanden haben.</w:t>
-            </w:r>
-          </w:p>
-          <w:p>
-            <w:pPr>
               <w:numPr>
                 <w:ilvl w:val="0"/>
                 <w:numId w:val="1007"/>
               </w:numPr>
+            </w:pPr>
+            <w:r>
+              <w:t xml:space="preserve">Im zweiten Teil arbeiten die SuS individuell an Repetitionsaufgaben, um das Gelernte zu festigen. Diese Aufgaben überprüfen einfache Seitenberechnungen in rechtwinkligen Dreiecken. Es folgt eine Besprechung der Ergebnisse im Plenum.</w:t>
+            </w:r>
+          </w:p>
+          <w:p>
+            <w:pPr>
               <w:pStyle w:val="Compact"/>
-            </w:pPr>
-            <w:r>
-              <w:t xml:space="preserve">Im zweiten Teil arbeiten die SuS individuell an Repetitionsaufgaben, um das Gelernte zu festigen. Diese Aufgaben überprüfen einfache Seitenberechnungen in rechtwinkligen Dreiecken. Es folgt eine Besprechung der Ergebnisse im Plenum.</w:t>
-            </w:r>
-          </w:p>
-          <w:p>
-            <w:pPr>
               <w:numPr>
                 <w:ilvl w:val="0"/>
                 <w:numId w:val="1007"/>
               </w:numPr>
+            </w:pPr>
+            <w:r>
+              <w:t xml:space="preserve">Daraufhin bearbeiten die SuS in Partnerarbeit eine anspruchsvollere Aufgabe zur Berechnung der Raumdiagonale in einem Quader. Hierbei soll der Einsatz von GeoGebra (Datei vorbereitet) helfen, das räumliche Verständnis zu fördern. Der Quader soll auf der Leinwand gezeigt werden. Nach ca. fünf Minuten soll das Dreieck unter der Raumdiagonale als Hilfeleistung eingeblendet werden. Es soll in niveaudurchmischten Gruppen gearbeitet werden.</w:t>
+            </w:r>
+          </w:p>
+          <w:p>
+            <w:pPr>
               <w:pStyle w:val="Compact"/>
-            </w:pPr>
-            <w:r>
-              <w:t xml:space="preserve">Daraufhin bearbeiten die SuS in Partnerarbeit eine anspruchsvollere Aufgabe zur Berechnung der Raumdiagonale in einem Quader. Hierbei soll der Einsatz von GeoGebra (Datei vorbereitet) helfen, das räumliche Verständnis zu fördern. Der Quader soll auf der Leinwand gezeigt werden. Nach ca. fünf Minuten soll das Dreieck unter der Raumdiagonale als Hilfeleistung eingeblendet werden. Es soll in niveaudurchmischten Gruppen gearbeitet werden.</w:t>
-            </w:r>
-          </w:p>
-          <w:p>
-            <w:pPr>
               <w:numPr>
                 <w:ilvl w:val="0"/>
                 <w:numId w:val="1007"/>
               </w:numPr>
+            </w:pPr>
+            <w:r>
+              <w:t xml:space="preserve">Nach der Auflösung der Quader-Aufgabe geht die Klasse wieder zurück ans Arbeitsblatt.</w:t>
+            </w:r>
+          </w:p>
+          <w:p>
+            <w:pPr>
               <w:pStyle w:val="Compact"/>
-            </w:pPr>
-            <w:r>
-              <w:t xml:space="preserve">Nach der Auflösung der Quader-Aufgabe geht die Klasse wieder zurück ans Arbeitsblatt.</w:t>
-            </w:r>
-          </w:p>
-          <w:p>
-            <w:pPr>
               <w:numPr>
                 <w:ilvl w:val="0"/>
                 <w:numId w:val="1007"/>
               </w:numPr>
+            </w:pPr>
+            <w:r>
+              <w:t xml:space="preserve">Die SuS dürfen selber entscheiden, woran sie arbeiten wollen.</w:t>
+            </w:r>
+          </w:p>
+          <w:p>
+            <w:pPr>
               <w:pStyle w:val="Compact"/>
-            </w:pPr>
-            <w:r>
-              <w:t xml:space="preserve">Die SuS dürfen selber entscheiden, woran sie arbeiten wollen.</w:t>
-            </w:r>
-          </w:p>
-          <w:p>
-            <w:pPr>
               <w:numPr>
                 <w:ilvl w:val="0"/>
                 <w:numId w:val="1007"/>
               </w:numPr>
-              <w:pStyle w:val="Compact"/>
             </w:pPr>
             <w:r>
               <w:t xml:space="preserve">Der genaue Ablauf steht im Lektionsablauf beschrieben.</w:t>
@@ -1987,47 +1855,47 @@
           </w:p>
           <w:p>
             <w:pPr>
+              <w:pStyle w:val="Compact"/>
               <w:numPr>
                 <w:ilvl w:val="0"/>
                 <w:numId w:val="1008"/>
               </w:numPr>
+            </w:pPr>
+            <w:r>
+              <w:t xml:space="preserve">Die SuS sollen möglichst selbstständig arbeiten, auch bei der Raumdiagonalen-Aufgabe. Den SuS soll genügend Zeit zur Verfügung stehen, eigene Lösungswege zu finden, bevor sie Tipps erhalten.</w:t>
+            </w:r>
+          </w:p>
+          <w:p>
+            <w:pPr>
               <w:pStyle w:val="Compact"/>
-            </w:pPr>
-            <w:r>
-              <w:t xml:space="preserve">Die SuS sollen möglichst selbstständig arbeiten, auch bei der Raumdiagonalen-Aufgabe. Den SuS soll genügend Zeit zur Verfügung stehen, eigene Lösungswege zu finden, bevor sie Tipps erhalten.</w:t>
-            </w:r>
-          </w:p>
-          <w:p>
-            <w:pPr>
               <w:numPr>
                 <w:ilvl w:val="0"/>
                 <w:numId w:val="1008"/>
               </w:numPr>
+            </w:pPr>
+            <w:r>
+              <w:t xml:space="preserve">Die GeoGebra-Dateien sollten bereits vor der Lektion vorbereitet werden, um technische Verzögerungen zu vermeiden.</w:t>
+            </w:r>
+          </w:p>
+          <w:p>
+            <w:pPr>
               <w:pStyle w:val="Compact"/>
-            </w:pPr>
-            <w:r>
-              <w:t xml:space="preserve">Die GeoGebra-Dateien sollten bereits vor der Lektion vorbereitet werden, um technische Verzögerungen zu vermeiden.</w:t>
-            </w:r>
-          </w:p>
-          <w:p>
-            <w:pPr>
               <w:numPr>
                 <w:ilvl w:val="0"/>
                 <w:numId w:val="1008"/>
               </w:numPr>
+            </w:pPr>
+            <w:r>
+              <w:t xml:space="preserve">Die nicht markierten Aufgaben sind Grundanforderung. Die Aufgaben für Sek und Spez. Sek sind markiert.</w:t>
+            </w:r>
+          </w:p>
+          <w:p>
+            <w:pPr>
               <w:pStyle w:val="Compact"/>
-            </w:pPr>
-            <w:r>
-              <w:t xml:space="preserve">Die nicht markierten Aufgaben sind Grundanforderung. Die Aufgaben für Sek und Spez. Sek sind markiert.</w:t>
-            </w:r>
-          </w:p>
-          <w:p>
-            <w:pPr>
               <w:numPr>
                 <w:ilvl w:val="0"/>
                 <w:numId w:val="1008"/>
               </w:numPr>
-              <w:pStyle w:val="Compact"/>
             </w:pPr>
             <w:r>
               <w:t xml:space="preserve">In der Einzelarbeit bei Aufgabe 2 sollen die SuS so weit arbeiten wie sie kommen. Grundanforderung ist aber Aufgabe 2d.</w:t>
@@ -2093,13 +1961,7 @@
               <w:t xml:space="preserve"> </w:t>
             </w:r>
             <w:r>
-              <w:t xml:space="preserve">“</w:t>
-            </w:r>
-            <w:r>
-              <w:t xml:space="preserve">Sternteams</w:t>
-            </w:r>
-            <w:r>
-              <w:t xml:space="preserve">”</w:t>
+              <w:t xml:space="preserve">“Sternteams”</w:t>
             </w:r>
             <w:r>
               <w:t xml:space="preserve"> </w:t>
@@ -2111,13 +1973,7 @@
               <w:t xml:space="preserve"> </w:t>
             </w:r>
             <w:r>
-              <w:t xml:space="preserve">“</w:t>
-            </w:r>
-            <w:r>
-              <w:t xml:space="preserve">Wolkenteams</w:t>
-            </w:r>
-            <w:r>
-              <w:t xml:space="preserve">”</w:t>
+              <w:t xml:space="preserve">“Wolkenteams”</w:t>
             </w:r>
             <w:r>
               <w:t xml:space="preserve">. In Sternteams arbeiten jeweils zwei SuS mit unterschiedlichen Niveaus zusammen. So kann der stärkere Lernende seinen Partner unterstützen. Im Wolkenteam arbeiten SuS vom selben Niveau zusammen. Um möglichst alle auf Kurs zu halten, möchte ich für diese Aufgabe die Sternteams verwenden.</w:t>
@@ -2191,8 +2047,8 @@
             </w:pPr>
             <w:r>
               <w:rPr>
+                <w:b/>
                 <w:bCs/>
-                <w:b/>
               </w:rPr>
               <w:t xml:space="preserve">Konfrontationsaufgaben</w:t>
             </w:r>
@@ -2209,8 +2065,8 @@
             </w:pPr>
             <w:r>
               <w:rPr>
+                <w:b/>
                 <w:bCs/>
-                <w:b/>
               </w:rPr>
               <w:t xml:space="preserve">Erfolgserlebnisse</w:t>
             </w:r>
@@ -2227,8 +2083,8 @@
             </w:pPr>
             <w:r>
               <w:rPr>
+                <w:b/>
                 <w:bCs/>
-                <w:b/>
               </w:rPr>
               <w:t xml:space="preserve">Partnerarbeit</w:t>
             </w:r>
@@ -2245,8 +2101,8 @@
             </w:pPr>
             <w:r>
               <w:rPr>
+                <w:b/>
                 <w:bCs/>
-                <w:b/>
               </w:rPr>
               <w:t xml:space="preserve">Einsatz von digitalen Hilfsmitteln</w:t>
             </w:r>
@@ -2263,8 +2119,8 @@
             </w:pPr>
             <w:r>
               <w:rPr>
+                <w:b/>
                 <w:bCs/>
-                <w:b/>
               </w:rPr>
               <w:t xml:space="preserve">Lernzuwachs sichtbar machen</w:t>
             </w:r>
@@ -2281,8 +2137,8 @@
             </w:pPr>
             <w:r>
               <w:rPr>
+                <w:b/>
                 <w:bCs/>
-                <w:b/>
               </w:rPr>
               <w:t xml:space="preserve">Autonomie</w:t>
             </w:r>
@@ -2347,13 +2203,7 @@
               <w:t xml:space="preserve"> </w:t>
             </w:r>
             <w:r>
-              <w:t xml:space="preserve">“</w:t>
-            </w:r>
-            <w:r>
-              <w:t xml:space="preserve">gibt es noch Fragen</w:t>
-            </w:r>
-            <w:r>
-              <w:t xml:space="preserve">”</w:t>
+              <w:t xml:space="preserve">“gibt es noch Fragen”</w:t>
             </w:r>
             <w:r>
               <w:t xml:space="preserve"> </w:t>
@@ -2382,11 +2232,11 @@
           </w:p>
           <w:p>
             <w:pPr>
+              <w:pStyle w:val="Compact"/>
               <w:numPr>
                 <w:ilvl w:val="0"/>
                 <w:numId w:val="1010"/>
               </w:numPr>
-              <w:pStyle w:val="Compact"/>
             </w:pPr>
             <w:r>
               <w:t xml:space="preserve">Bild einer Pyramide:</w:t>
@@ -2405,11 +2255,11 @@
           </w:p>
           <w:p>
             <w:pPr>
+              <w:pStyle w:val="Compact"/>
               <w:numPr>
                 <w:ilvl w:val="0"/>
                 <w:numId w:val="1010"/>
               </w:numPr>
-              <w:pStyle w:val="Compact"/>
             </w:pPr>
             <w:r>
               <w:t xml:space="preserve">Bild von Kletterern:</w:t>
@@ -2444,8 +2294,8 @@
       </w:r>
       <w:r>
         <w:rPr>
+          <w:i/>
           <w:iCs/>
-          <w:i/>
         </w:rPr>
         <w:t xml:space="preserve">Review of Educational Research</w:t>
       </w:r>
@@ -2457,8 +2307,8 @@
       </w:r>
       <w:r>
         <w:rPr>
+          <w:i/>
           <w:iCs/>
-          <w:i/>
         </w:rPr>
         <w:t xml:space="preserve">77</w:t>
       </w:r>
@@ -2513,14 +2363,14 @@
 <file path=word/numbering.xml><?xml version="1.0" encoding="utf-8"?>
 <w:numbering xmlns:w="http://schemas.openxmlformats.org/wordprocessingml/2006/main">
   <w:abstractNum w:abstractNumId="990">
-    <w:nsid w:val="A990"/>
+    <w:nsid w:val="0000A990"/>
     <w:multiLevelType w:val="multilevel"/>
     <w:lvl w:ilvl="0">
       <w:numFmt w:val="bullet"/>
       <w:lvlText w:val=" "/>
       <w:lvlJc w:val="left"/>
       <w:pPr>
-        <w:ind w:left="720" w:hanging="480"/>
+        <w:ind w:left="720" w:hanging="360"/>
       </w:pPr>
     </w:lvl>
     <w:lvl w:ilvl="1">
@@ -2528,7 +2378,7 @@
       <w:lvlText w:val=" "/>
       <w:lvlJc w:val="left"/>
       <w:pPr>
-        <w:ind w:left="1440" w:hanging="480"/>
+        <w:ind w:left="1440" w:hanging="360"/>
       </w:pPr>
     </w:lvl>
     <w:lvl w:ilvl="2">
@@ -2536,7 +2386,7 @@
       <w:lvlText w:val=" "/>
       <w:lvlJc w:val="left"/>
       <w:pPr>
-        <w:ind w:left="2160" w:hanging="480"/>
+        <w:ind w:left="2160" w:hanging="360"/>
       </w:pPr>
     </w:lvl>
     <w:lvl w:ilvl="3">
@@ -2544,7 +2394,7 @@
       <w:lvlText w:val=" "/>
       <w:lvlJc w:val="left"/>
       <w:pPr>
-        <w:ind w:left="2880" w:hanging="480"/>
+        <w:ind w:left="2880" w:hanging="360"/>
       </w:pPr>
     </w:lvl>
     <w:lvl w:ilvl="4">
@@ -2552,7 +2402,7 @@
       <w:lvlText w:val=" "/>
       <w:lvlJc w:val="left"/>
       <w:pPr>
-        <w:ind w:left="3600" w:hanging="480"/>
+        <w:ind w:left="3600" w:hanging="360"/>
       </w:pPr>
     </w:lvl>
     <w:lvl w:ilvl="5">
@@ -2560,7 +2410,7 @@
       <w:lvlText w:val=" "/>
       <w:lvlJc w:val="left"/>
       <w:pPr>
-        <w:ind w:left="4320" w:hanging="480"/>
+        <w:ind w:left="4320" w:hanging="360"/>
       </w:pPr>
     </w:lvl>
     <w:lvl w:ilvl="6">
@@ -2568,7 +2418,7 @@
       <w:lvlText w:val=" "/>
       <w:lvlJc w:val="left"/>
       <w:pPr>
-        <w:ind w:left="5040" w:hanging="480"/>
+        <w:ind w:left="5040" w:hanging="360"/>
       </w:pPr>
     </w:lvl>
     <w:lvl w:ilvl="7">
@@ -2576,7 +2426,7 @@
       <w:lvlText w:val=" "/>
       <w:lvlJc w:val="left"/>
       <w:pPr>
-        <w:ind w:left="5760" w:hanging="480"/>
+        <w:ind w:left="5760" w:hanging="360"/>
       </w:pPr>
     </w:lvl>
     <w:lvl w:ilvl="8">
@@ -2584,88 +2434,115 @@
       <w:lvlText w:val=" "/>
       <w:lvlJc w:val="left"/>
       <w:pPr>
-        <w:ind w:left="6480" w:hanging="480"/>
+        <w:ind w:left="6480" w:hanging="360"/>
       </w:pPr>
     </w:lvl>
   </w:abstractNum>
   <w:abstractNum w:abstractNumId="991">
-    <w:nsid w:val="A991"/>
+    <w:nsid w:val="0000A991"/>
     <w:multiLevelType w:val="multilevel"/>
     <w:lvl w:ilvl="0">
       <w:numFmt w:val="bullet"/>
-      <w:lvlText w:val="•"/>
+      <w:lvlText w:val=""/>
       <w:lvlJc w:val="left"/>
       <w:pPr>
-        <w:ind w:left="720" w:hanging="480"/>
-      </w:pPr>
+        <w:ind w:left="720" w:hanging="360"/>
+      </w:pPr>
+      <w:rPr>
+        <w:rFonts w:ascii="Symbol" w:hAnsi="Symbol" w:cs="Symbol" w:hint="default"/>
+      </w:rPr>
     </w:lvl>
     <w:lvl w:ilvl="1">
       <w:numFmt w:val="bullet"/>
-      <w:lvlText w:val="–"/>
+      <w:lvlText w:val="o"/>
       <w:lvlJc w:val="left"/>
       <w:pPr>
-        <w:ind w:left="1440" w:hanging="480"/>
-      </w:pPr>
+        <w:ind w:left="1440" w:hanging="360"/>
+      </w:pPr>
+      <w:rPr>
+        <w:rFonts w:ascii="Courier New" w:hAnsi="Courier New" w:cs="Courier New" w:hint="default"/>
+      </w:rPr>
     </w:lvl>
     <w:lvl w:ilvl="2">
       <w:numFmt w:val="bullet"/>
-      <w:lvlText w:val="•"/>
+      <w:lvlText w:val=""/>
       <w:lvlJc w:val="left"/>
       <w:pPr>
-        <w:ind w:left="2160" w:hanging="480"/>
-      </w:pPr>
+        <w:ind w:left="2160" w:hanging="360"/>
+      </w:pPr>
+      <w:rPr>
+        <w:rFonts w:ascii="Wingdings" w:hAnsi="Wingdings" w:cs="Wingdings" w:hint="default"/>
+      </w:rPr>
     </w:lvl>
     <w:lvl w:ilvl="3">
       <w:numFmt w:val="bullet"/>
-      <w:lvlText w:val="–"/>
+      <w:lvlText w:val=""/>
       <w:lvlJc w:val="left"/>
       <w:pPr>
-        <w:ind w:left="2880" w:hanging="480"/>
-      </w:pPr>
+        <w:ind w:left="2880" w:hanging="360"/>
+      </w:pPr>
+      <w:rPr>
+        <w:rFonts w:ascii="Symbol" w:hAnsi="Symbol" w:cs="Symbol" w:hint="default"/>
+      </w:rPr>
     </w:lvl>
     <w:lvl w:ilvl="4">
       <w:numFmt w:val="bullet"/>
-      <w:lvlText w:val="•"/>
+      <w:lvlText w:val="o"/>
       <w:lvlJc w:val="left"/>
       <w:pPr>
-        <w:ind w:left="3600" w:hanging="480"/>
-      </w:pPr>
+        <w:ind w:left="3600" w:hanging="360"/>
+      </w:pPr>
+      <w:rPr>
+        <w:rFonts w:ascii="Courier New" w:hAnsi="Courier New" w:cs="Courier New" w:hint="default"/>
+      </w:rPr>
     </w:lvl>
     <w:lvl w:ilvl="5">
       <w:numFmt w:val="bullet"/>
-      <w:lvlText w:val="–"/>
+      <w:lvlText w:val=""/>
       <w:lvlJc w:val="left"/>
       <w:pPr>
-        <w:ind w:left="4320" w:hanging="480"/>
-      </w:pPr>
+        <w:ind w:left="4320" w:hanging="360"/>
+      </w:pPr>
+      <w:rPr>
+        <w:rFonts w:ascii="Wingdings" w:hAnsi="Wingdings" w:cs="Wingdings" w:hint="default"/>
+      </w:rPr>
     </w:lvl>
     <w:lvl w:ilvl="6">
       <w:numFmt w:val="bullet"/>
-      <w:lvlText w:val="•"/>
+      <w:lvlText w:val=""/>
       <w:lvlJc w:val="left"/>
       <w:pPr>
-        <w:ind w:left="5040" w:hanging="480"/>
-      </w:pPr>
+        <w:ind w:left="5040" w:hanging="360"/>
+      </w:pPr>
+      <w:rPr>
+        <w:rFonts w:ascii="Symbol" w:hAnsi="Symbol" w:cs="Symbol" w:hint="default"/>
+      </w:rPr>
     </w:lvl>
     <w:lvl w:ilvl="7">
       <w:numFmt w:val="bullet"/>
-      <w:lvlText w:val="–"/>
+      <w:lvlText w:val="o"/>
       <w:lvlJc w:val="left"/>
       <w:pPr>
-        <w:ind w:left="5760" w:hanging="480"/>
-      </w:pPr>
+        <w:ind w:left="5760" w:hanging="360"/>
+      </w:pPr>
+      <w:rPr>
+        <w:rFonts w:ascii="Courier New" w:hAnsi="Courier New" w:cs="Courier New" w:hint="default"/>
+      </w:rPr>
     </w:lvl>
     <w:lvl w:ilvl="8">
       <w:numFmt w:val="bullet"/>
-      <w:lvlText w:val="•"/>
+      <w:lvlText w:val=""/>
       <w:lvlJc w:val="left"/>
       <w:pPr>
-        <w:ind w:left="6480" w:hanging="480"/>
-      </w:pPr>
+        <w:ind w:left="6480" w:hanging="360"/>
+      </w:pPr>
+      <w:rPr>
+        <w:rFonts w:ascii="Wingdings" w:hAnsi="Wingdings" w:cs="Wingdings" w:hint="default"/>
+      </w:rPr>
     </w:lvl>
   </w:abstractNum>
   <w:abstractNum w:abstractNumId="99411">
-    <w:nsid w:val="A99411"/>
+    <w:nsid w:val="00A99411"/>
     <w:multiLevelType w:val="multilevel"/>
     <w:lvl w:ilvl="0">
       <w:start w:val="1"/>
@@ -2673,7 +2550,7 @@
       <w:lvlText w:val="%1."/>
       <w:lvlJc w:val="left"/>
       <w:pPr>
-        <w:ind w:left="720" w:hanging="480"/>
+        <w:ind w:left="720" w:hanging="360"/>
       </w:pPr>
     </w:lvl>
     <w:lvl w:ilvl="1">
@@ -2682,7 +2559,7 @@
       <w:lvlText w:val="%2."/>
       <w:lvlJc w:val="left"/>
       <w:pPr>
-        <w:ind w:left="1440" w:hanging="480"/>
+        <w:ind w:left="1440" w:hanging="360"/>
       </w:pPr>
     </w:lvl>
     <w:lvl w:ilvl="2">
@@ -2691,7 +2568,7 @@
       <w:lvlText w:val="%3."/>
       <w:lvlJc w:val="left"/>
       <w:pPr>
-        <w:ind w:left="2160" w:hanging="480"/>
+        <w:ind w:left="2160" w:hanging="360"/>
       </w:pPr>
     </w:lvl>
     <w:lvl w:ilvl="3">
@@ -2700,7 +2577,7 @@
       <w:lvlText w:val="%4."/>
       <w:lvlJc w:val="left"/>
       <w:pPr>
-        <w:ind w:left="2880" w:hanging="480"/>
+        <w:ind w:left="2880" w:hanging="360"/>
       </w:pPr>
     </w:lvl>
     <w:lvl w:ilvl="4">
@@ -2709,7 +2586,7 @@
       <w:lvlText w:val="%5."/>
       <w:lvlJc w:val="left"/>
       <w:pPr>
-        <w:ind w:left="3600" w:hanging="480"/>
+        <w:ind w:left="3600" w:hanging="360"/>
       </w:pPr>
     </w:lvl>
     <w:lvl w:ilvl="5">
@@ -2718,7 +2595,7 @@
       <w:lvlText w:val="%6."/>
       <w:lvlJc w:val="left"/>
       <w:pPr>
-        <w:ind w:left="4320" w:hanging="480"/>
+        <w:ind w:left="4320" w:hanging="360"/>
       </w:pPr>
     </w:lvl>
     <w:lvl w:ilvl="6">
@@ -2727,7 +2604,7 @@
       <w:lvlText w:val="%7."/>
       <w:lvlJc w:val="left"/>
       <w:pPr>
-        <w:ind w:left="5040" w:hanging="480"/>
+        <w:ind w:left="5040" w:hanging="360"/>
       </w:pPr>
     </w:lvl>
     <w:lvl w:ilvl="7">
@@ -2736,7 +2613,7 @@
       <w:lvlText w:val="%8."/>
       <w:lvlJc w:val="left"/>
       <w:pPr>
-        <w:ind w:left="5760" w:hanging="480"/>
+        <w:ind w:left="5760" w:hanging="360"/>
       </w:pPr>
     </w:lvl>
     <w:lvl w:ilvl="8">
@@ -2745,7 +2622,7 @@
       <w:lvlText w:val="%9."/>
       <w:lvlJc w:val="left"/>
       <w:pPr>
-        <w:ind w:left="6480" w:hanging="480"/>
+        <w:ind w:left="6480" w:hanging="360"/>
       </w:pPr>
     </w:lvl>
   </w:abstractNum>
@@ -2838,10 +2715,10 @@
     <w:name w:val="Body Text"/>
     <w:basedOn w:val="Normal"/>
     <w:link w:val="BodyTextChar"/>
+    <w:qFormat/>
     <w:pPr>
       <w:spacing w:after="180" w:before="180"/>
     </w:pPr>
-    <w:qFormat/>
   </w:style>
   <w:style w:customStyle="1" w:styleId="FirstParagraph" w:type="paragraph">
     <w:name w:val="First Paragraph"/>
@@ -2861,36 +2738,69 @@
     <w:name w:val="Title"/>
     <w:basedOn w:val="Normal"/>
     <w:next w:val="BodyText"/>
+    <w:link w:val="TitleChar"/>
+    <w:uiPriority w:val="10"/>
     <w:qFormat/>
+    <w:rsid w:val="00A10FD9"/>
     <w:pPr>
-      <w:keepNext/>
-      <w:keepLines/>
-      <w:spacing w:after="240" w:before="480"/>
+      <w:spacing w:after="80" w:line="240" w:lineRule="auto"/>
+      <w:contextualSpacing/>
       <w:jc w:val="center"/>
     </w:pPr>
     <w:rPr>
       <w:rFonts w:asciiTheme="majorHAnsi" w:cstheme="majorBidi" w:eastAsiaTheme="majorEastAsia" w:hAnsiTheme="majorHAnsi"/>
-      <w:b/>
-      <w:bCs/>
-      <w:color w:themeColor="accent1" w:themeShade="B5" w:val="345A8A"/>
-      <w:sz w:val="36"/>
-      <w:szCs w:val="36"/>
+      <w:spacing w:val="-10"/>
+      <w:kern w:val="28"/>
+      <w:sz w:val="56"/>
+      <w:szCs w:val="56"/>
+    </w:rPr>
+  </w:style>
+  <w:style w:customStyle="1" w:styleId="TitleChar" w:type="character">
+    <w:name w:val="Title Char"/>
+    <w:basedOn w:val="DefaultParagraphFont"/>
+    <w:link w:val="Title"/>
+    <w:uiPriority w:val="10"/>
+    <w:rsid w:val="00A10FD9"/>
+    <w:rPr>
+      <w:rFonts w:asciiTheme="majorHAnsi" w:cstheme="majorBidi" w:eastAsiaTheme="majorEastAsia" w:hAnsiTheme="majorHAnsi"/>
+      <w:spacing w:val="-10"/>
+      <w:kern w:val="28"/>
+      <w:sz w:val="56"/>
+      <w:szCs w:val="56"/>
     </w:rPr>
   </w:style>
   <w:style w:styleId="Subtitle" w:type="paragraph">
     <w:name w:val="Subtitle"/>
     <w:basedOn w:val="Title"/>
     <w:next w:val="BodyText"/>
+    <w:link w:val="SubtitleChar"/>
+    <w:uiPriority w:val="11"/>
     <w:qFormat/>
+    <w:rsid w:val="00A10FD9"/>
     <w:pPr>
-      <w:keepNext/>
-      <w:keepLines/>
-      <w:spacing w:after="240" w:before="240"/>
-      <w:jc w:val="center"/>
+      <w:numPr>
+        <w:ilvl w:val="1"/>
+      </w:numPr>
     </w:pPr>
     <w:rPr>
-      <w:sz w:val="30"/>
-      <w:szCs w:val="30"/>
+      <w:rFonts w:cstheme="majorBidi" w:eastAsiaTheme="majorEastAsia"/>
+      <w:spacing w:val="15"/>
+      <w:sz w:val="28"/>
+      <w:szCs w:val="28"/>
+    </w:rPr>
+  </w:style>
+  <w:style w:customStyle="1" w:styleId="SubtitleChar" w:type="character">
+    <w:name w:val="Subtitle Char"/>
+    <w:basedOn w:val="DefaultParagraphFont"/>
+    <w:link w:val="Subtitle"/>
+    <w:uiPriority w:val="11"/>
+    <w:rsid w:val="00A10FD9"/>
+    <w:rPr>
+      <w:rFonts w:cstheme="majorBidi" w:eastAsiaTheme="majorEastAsia"/>
+      <w:color w:themeColor="text1" w:themeTint="A6" w:val="595959"/>
+      <w:spacing w:val="15"/>
+      <w:sz w:val="28"/>
+      <w:szCs w:val="28"/>
     </w:rPr>
   </w:style>
   <w:style w:customStyle="1" w:styleId="Author" w:type="paragraph">
@@ -2921,15 +2831,13 @@
     <w:pPr>
       <w:keepNext/>
       <w:keepLines/>
+      <w:spacing w:after="0" w:before="300"/>
       <w:jc w:val="center"/>
-      <w:spacing w:after="0" w:before="300"/>
     </w:pPr>
     <w:rPr>
+      <w:b/>
       <w:sz w:val="20"/>
       <w:szCs w:val="20"/>
-      <w:b/>
-      <w:color w:val="345A8A"/>
-      &gt;
     </w:rPr>
   </w:style>
   <w:style w:customStyle="1" w:styleId="Abstract" w:type="paragraph">
@@ -2956,191 +2864,321 @@
     <w:rPr/>
   </w:style>
   <w:style w:styleId="Heading1" w:type="paragraph">
-    <w:name w:val="Heading 1"/>
+    <w:name w:val="heading 1"/>
     <w:basedOn w:val="Normal"/>
     <w:next w:val="BodyText"/>
+    <w:link w:val="Heading1Char"/>
     <w:uiPriority w:val="9"/>
     <w:qFormat/>
+    <w:rsid w:val="00A10FD9"/>
     <w:pPr>
       <w:keepNext/>
       <w:keepLines/>
-      <w:spacing w:after="0" w:before="480"/>
+      <w:spacing w:after="80" w:before="360"/>
       <w:outlineLvl w:val="0"/>
     </w:pPr>
     <w:rPr>
       <w:rFonts w:asciiTheme="majorHAnsi" w:cstheme="majorBidi" w:eastAsiaTheme="majorEastAsia" w:hAnsiTheme="majorHAnsi"/>
-      <w:b/>
-      <w:bCs/>
-      <w:color w:themeColor="accent1" w:val="4F81BD"/>
-      <w:sz w:val="32"/>
-      <w:szCs w:val="32"/>
+      <w:color w:themeColor="accent1" w:themeShade="BF" w:val="0F4761"/>
+      <w:sz w:val="40"/>
+      <w:szCs w:val="40"/>
     </w:rPr>
   </w:style>
   <w:style w:styleId="Heading2" w:type="paragraph">
-    <w:name w:val="Heading 2"/>
+    <w:name w:val="heading 2"/>
     <w:basedOn w:val="Normal"/>
     <w:next w:val="BodyText"/>
+    <w:link w:val="Heading2Char"/>
     <w:uiPriority w:val="9"/>
+    <w:semiHidden/>
     <w:unhideWhenUsed/>
     <w:qFormat/>
+    <w:rsid w:val="00A10FD9"/>
     <w:pPr>
       <w:keepNext/>
       <w:keepLines/>
-      <w:spacing w:after="0" w:before="200"/>
+      <w:spacing w:after="80" w:before="160"/>
       <w:outlineLvl w:val="1"/>
     </w:pPr>
     <w:rPr>
       <w:rFonts w:asciiTheme="majorHAnsi" w:cstheme="majorBidi" w:eastAsiaTheme="majorEastAsia" w:hAnsiTheme="majorHAnsi"/>
-      <w:b/>
-      <w:bCs/>
-      <w:color w:themeColor="accent1" w:val="4F81BD"/>
-      <w:sz w:val="28"/>
-      <w:szCs w:val="28"/>
+      <w:color w:themeColor="accent1" w:themeShade="BF" w:val="0F4761"/>
+      <w:sz w:val="32"/>
+      <w:szCs w:val="32"/>
     </w:rPr>
   </w:style>
   <w:style w:styleId="Heading3" w:type="paragraph">
-    <w:name w:val="Heading 3"/>
+    <w:name w:val="heading 3"/>
     <w:basedOn w:val="Normal"/>
     <w:next w:val="BodyText"/>
+    <w:link w:val="Heading3Char"/>
     <w:uiPriority w:val="9"/>
+    <w:semiHidden/>
     <w:unhideWhenUsed/>
     <w:qFormat/>
+    <w:rsid w:val="00A10FD9"/>
     <w:pPr>
       <w:keepNext/>
       <w:keepLines/>
-      <w:spacing w:after="0" w:before="200"/>
+      <w:spacing w:after="80" w:before="160"/>
       <w:outlineLvl w:val="2"/>
     </w:pPr>
     <w:rPr>
-      <w:rFonts w:asciiTheme="majorHAnsi" w:cstheme="majorBidi" w:eastAsiaTheme="majorEastAsia" w:hAnsiTheme="majorHAnsi"/>
-      <w:b/>
-      <w:bCs/>
-      <w:color w:themeColor="accent1" w:val="4F81BD"/>
-      <w:sz w:val="24"/>
-      <w:szCs w:val="24"/>
+      <w:rFonts w:cstheme="majorBidi" w:eastAsiaTheme="majorEastAsia"/>
+      <w:color w:themeColor="accent1" w:themeShade="BF" w:val="0F4761"/>
+      <w:sz w:val="28"/>
+      <w:szCs w:val="28"/>
     </w:rPr>
   </w:style>
   <w:style w:styleId="Heading4" w:type="paragraph">
-    <w:name w:val="Heading 4"/>
+    <w:name w:val="heading 4"/>
     <w:basedOn w:val="Normal"/>
     <w:next w:val="BodyText"/>
+    <w:link w:val="Heading4Char"/>
     <w:uiPriority w:val="9"/>
+    <w:semiHidden/>
     <w:unhideWhenUsed/>
     <w:qFormat/>
+    <w:rsid w:val="00A10FD9"/>
     <w:pPr>
       <w:keepNext/>
       <w:keepLines/>
-      <w:spacing w:after="0" w:before="200"/>
+      <w:spacing w:after="40" w:before="80"/>
       <w:outlineLvl w:val="3"/>
     </w:pPr>
     <w:rPr>
-      <w:rFonts w:asciiTheme="majorHAnsi" w:cstheme="majorBidi" w:eastAsiaTheme="majorEastAsia" w:hAnsiTheme="majorHAnsi"/>
+      <w:rFonts w:cstheme="majorBidi" w:eastAsiaTheme="majorEastAsia"/>
       <w:i/>
-      <w:bCs/>
-      <w:color w:themeColor="accent1" w:val="4F81BD"/>
-      <w:sz w:val="24"/>
-      <w:szCs w:val="24"/>
+      <w:iCs/>
+      <w:color w:themeColor="accent1" w:themeShade="BF" w:val="0F4761"/>
     </w:rPr>
   </w:style>
   <w:style w:styleId="Heading5" w:type="paragraph">
-    <w:name w:val="Heading 5"/>
+    <w:name w:val="heading 5"/>
     <w:basedOn w:val="Normal"/>
     <w:next w:val="BodyText"/>
+    <w:link w:val="Heading5Char"/>
     <w:uiPriority w:val="9"/>
+    <w:semiHidden/>
     <w:unhideWhenUsed/>
     <w:qFormat/>
+    <w:rsid w:val="00A10FD9"/>
     <w:pPr>
       <w:keepNext/>
       <w:keepLines/>
-      <w:spacing w:after="0" w:before="200"/>
+      <w:spacing w:after="40" w:before="80"/>
       <w:outlineLvl w:val="4"/>
     </w:pPr>
     <w:rPr>
-      <w:rFonts w:asciiTheme="majorHAnsi" w:cstheme="majorBidi" w:eastAsiaTheme="majorEastAsia" w:hAnsiTheme="majorHAnsi"/>
-      <w:iCs/>
-      <w:color w:themeColor="accent1" w:val="4F81BD"/>
-      <w:sz w:val="24"/>
-      <w:szCs w:val="24"/>
+      <w:rFonts w:cstheme="majorBidi" w:eastAsiaTheme="majorEastAsia"/>
+      <w:color w:themeColor="accent1" w:themeShade="BF" w:val="0F4761"/>
     </w:rPr>
   </w:style>
   <w:style w:styleId="Heading6" w:type="paragraph">
-    <w:name w:val="Heading 6"/>
+    <w:name w:val="heading 6"/>
     <w:basedOn w:val="Normal"/>
     <w:next w:val="BodyText"/>
+    <w:link w:val="Heading6Char"/>
     <w:uiPriority w:val="9"/>
+    <w:semiHidden/>
     <w:unhideWhenUsed/>
     <w:qFormat/>
+    <w:rsid w:val="00A10FD9"/>
     <w:pPr>
       <w:keepNext/>
       <w:keepLines/>
-      <w:spacing w:after="0" w:before="200"/>
+      <w:spacing w:after="0" w:before="40"/>
       <w:outlineLvl w:val="5"/>
     </w:pPr>
     <w:rPr>
-      <w:rFonts w:asciiTheme="majorHAnsi" w:cstheme="majorBidi" w:eastAsiaTheme="majorEastAsia" w:hAnsiTheme="majorHAnsi"/>
-      <w:color w:themeColor="accent1" w:val="4F81BD"/>
-      <w:sz w:val="24"/>
-      <w:szCs w:val="24"/>
+      <w:rFonts w:cstheme="majorBidi" w:eastAsiaTheme="majorEastAsia"/>
+      <w:i/>
+      <w:iCs/>
+      <w:color w:themeColor="text1" w:themeTint="A6" w:val="595959"/>
     </w:rPr>
   </w:style>
   <w:style w:styleId="Heading7" w:type="paragraph">
-    <w:name w:val="Heading 7"/>
+    <w:name w:val="heading 7"/>
     <w:basedOn w:val="Normal"/>
     <w:next w:val="BodyText"/>
+    <w:link w:val="Heading7Char"/>
     <w:uiPriority w:val="9"/>
+    <w:semiHidden/>
     <w:unhideWhenUsed/>
     <w:qFormat/>
+    <w:rsid w:val="00A10FD9"/>
     <w:pPr>
       <w:keepNext/>
       <w:keepLines/>
-      <w:spacing w:after="0" w:before="200"/>
+      <w:spacing w:after="0" w:before="40"/>
       <w:outlineLvl w:val="6"/>
     </w:pPr>
     <w:rPr>
-      <w:rFonts w:asciiTheme="majorHAnsi" w:cstheme="majorBidi" w:eastAsiaTheme="majorEastAsia" w:hAnsiTheme="majorHAnsi"/>
-      <w:color w:themeColor="accent1" w:val="4F81BD"/>
-      <w:sz w:val="24"/>
-      <w:szCs w:val="24"/>
+      <w:rFonts w:cstheme="majorBidi" w:eastAsiaTheme="majorEastAsia"/>
+      <w:color w:themeColor="text1" w:themeTint="A6" w:val="595959"/>
     </w:rPr>
   </w:style>
   <w:style w:styleId="Heading8" w:type="paragraph">
-    <w:name w:val="Heading 8"/>
+    <w:name w:val="heading 8"/>
     <w:basedOn w:val="Normal"/>
     <w:next w:val="BodyText"/>
+    <w:link w:val="Heading8Char"/>
     <w:uiPriority w:val="9"/>
+    <w:semiHidden/>
     <w:unhideWhenUsed/>
     <w:qFormat/>
+    <w:rsid w:val="00A10FD9"/>
     <w:pPr>
       <w:keepNext/>
       <w:keepLines/>
-      <w:spacing w:after="0" w:before="200"/>
+      <w:spacing w:after="0"/>
       <w:outlineLvl w:val="7"/>
     </w:pPr>
     <w:rPr>
-      <w:rFonts w:asciiTheme="majorHAnsi" w:cstheme="majorBidi" w:eastAsiaTheme="majorEastAsia" w:hAnsiTheme="majorHAnsi"/>
-      <w:color w:themeColor="accent1" w:val="4F81BD"/>
-      <w:sz w:val="24"/>
-      <w:szCs w:val="24"/>
+      <w:rFonts w:cstheme="majorBidi" w:eastAsiaTheme="majorEastAsia"/>
+      <w:i/>
+      <w:iCs/>
+      <w:color w:themeColor="text1" w:themeTint="D8" w:val="272727"/>
     </w:rPr>
   </w:style>
   <w:style w:styleId="Heading9" w:type="paragraph">
-    <w:name w:val="Heading 9"/>
+    <w:name w:val="heading 9"/>
     <w:basedOn w:val="Normal"/>
     <w:next w:val="BodyText"/>
+    <w:link w:val="Heading9Char"/>
     <w:uiPriority w:val="9"/>
+    <w:semiHidden/>
     <w:unhideWhenUsed/>
     <w:qFormat/>
+    <w:rsid w:val="00A10FD9"/>
     <w:pPr>
       <w:keepNext/>
       <w:keepLines/>
-      <w:spacing w:after="0" w:before="200"/>
+      <w:spacing w:after="0"/>
       <w:outlineLvl w:val="8"/>
     </w:pPr>
     <w:rPr>
+      <w:rFonts w:cstheme="majorBidi" w:eastAsiaTheme="majorEastAsia"/>
+      <w:color w:themeColor="text1" w:themeTint="D8" w:val="272727"/>
+    </w:rPr>
+  </w:style>
+  <w:style w:customStyle="1" w:styleId="Heading1Char" w:type="character">
+    <w:name w:val="Heading 1 Char"/>
+    <w:basedOn w:val="DefaultParagraphFont"/>
+    <w:link w:val="Heading1"/>
+    <w:uiPriority w:val="9"/>
+    <w:rsid w:val="00A10FD9"/>
+    <w:rPr>
       <w:rFonts w:asciiTheme="majorHAnsi" w:cstheme="majorBidi" w:eastAsiaTheme="majorEastAsia" w:hAnsiTheme="majorHAnsi"/>
-      <w:color w:themeColor="accent1" w:val="4F81BD"/>
-      <w:sz w:val="24"/>
-      <w:szCs w:val="24"/>
+      <w:color w:themeColor="accent1" w:themeShade="BF" w:val="0F4761"/>
+      <w:sz w:val="40"/>
+      <w:szCs w:val="40"/>
+    </w:rPr>
+  </w:style>
+  <w:style w:customStyle="1" w:styleId="Heading2Char" w:type="character">
+    <w:name w:val="Heading 2 Char"/>
+    <w:basedOn w:val="DefaultParagraphFont"/>
+    <w:link w:val="Heading2"/>
+    <w:uiPriority w:val="9"/>
+    <w:semiHidden/>
+    <w:rsid w:val="00A10FD9"/>
+    <w:rPr>
+      <w:rFonts w:asciiTheme="majorHAnsi" w:cstheme="majorBidi" w:eastAsiaTheme="majorEastAsia" w:hAnsiTheme="majorHAnsi"/>
+      <w:color w:themeColor="accent1" w:themeShade="BF" w:val="0F4761"/>
+      <w:sz w:val="32"/>
+      <w:szCs w:val="32"/>
+    </w:rPr>
+  </w:style>
+  <w:style w:customStyle="1" w:styleId="Heading3Char" w:type="character">
+    <w:name w:val="Heading 3 Char"/>
+    <w:basedOn w:val="DefaultParagraphFont"/>
+    <w:link w:val="Heading3"/>
+    <w:uiPriority w:val="9"/>
+    <w:semiHidden/>
+    <w:rsid w:val="00A10FD9"/>
+    <w:rPr>
+      <w:rFonts w:cstheme="majorBidi" w:eastAsiaTheme="majorEastAsia"/>
+      <w:color w:themeColor="accent1" w:themeShade="BF" w:val="0F4761"/>
+      <w:sz w:val="28"/>
+      <w:szCs w:val="28"/>
+    </w:rPr>
+  </w:style>
+  <w:style w:customStyle="1" w:styleId="Heading4Char" w:type="character">
+    <w:name w:val="Heading 4 Char"/>
+    <w:basedOn w:val="DefaultParagraphFont"/>
+    <w:link w:val="Heading4"/>
+    <w:uiPriority w:val="9"/>
+    <w:semiHidden/>
+    <w:rsid w:val="00A10FD9"/>
+    <w:rPr>
+      <w:rFonts w:cstheme="majorBidi" w:eastAsiaTheme="majorEastAsia"/>
+      <w:i/>
+      <w:iCs/>
+      <w:color w:themeColor="accent1" w:themeShade="BF" w:val="0F4761"/>
+    </w:rPr>
+  </w:style>
+  <w:style w:customStyle="1" w:styleId="Heading5Char" w:type="character">
+    <w:name w:val="Heading 5 Char"/>
+    <w:basedOn w:val="DefaultParagraphFont"/>
+    <w:link w:val="Heading5"/>
+    <w:uiPriority w:val="9"/>
+    <w:semiHidden/>
+    <w:rsid w:val="00A10FD9"/>
+    <w:rPr>
+      <w:rFonts w:cstheme="majorBidi" w:eastAsiaTheme="majorEastAsia"/>
+      <w:color w:themeColor="accent1" w:themeShade="BF" w:val="0F4761"/>
+    </w:rPr>
+  </w:style>
+  <w:style w:customStyle="1" w:styleId="Heading6Char" w:type="character">
+    <w:name w:val="Heading 6 Char"/>
+    <w:basedOn w:val="DefaultParagraphFont"/>
+    <w:link w:val="Heading6"/>
+    <w:uiPriority w:val="9"/>
+    <w:semiHidden/>
+    <w:rsid w:val="00A10FD9"/>
+    <w:rPr>
+      <w:rFonts w:cstheme="majorBidi" w:eastAsiaTheme="majorEastAsia"/>
+      <w:i/>
+      <w:iCs/>
+      <w:color w:themeColor="text1" w:themeTint="A6" w:val="595959"/>
+    </w:rPr>
+  </w:style>
+  <w:style w:customStyle="1" w:styleId="Heading7Char" w:type="character">
+    <w:name w:val="Heading 7 Char"/>
+    <w:basedOn w:val="DefaultParagraphFont"/>
+    <w:link w:val="Heading7"/>
+    <w:uiPriority w:val="9"/>
+    <w:semiHidden/>
+    <w:rsid w:val="00A10FD9"/>
+    <w:rPr>
+      <w:rFonts w:cstheme="majorBidi" w:eastAsiaTheme="majorEastAsia"/>
+      <w:color w:themeColor="text1" w:themeTint="A6" w:val="595959"/>
+    </w:rPr>
+  </w:style>
+  <w:style w:customStyle="1" w:styleId="Heading8Char" w:type="character">
+    <w:name w:val="Heading 8 Char"/>
+    <w:basedOn w:val="DefaultParagraphFont"/>
+    <w:link w:val="Heading8"/>
+    <w:uiPriority w:val="9"/>
+    <w:semiHidden/>
+    <w:rsid w:val="00A10FD9"/>
+    <w:rPr>
+      <w:rFonts w:cstheme="majorBidi" w:eastAsiaTheme="majorEastAsia"/>
+      <w:i/>
+      <w:iCs/>
+      <w:color w:themeColor="text1" w:themeTint="D8" w:val="272727"/>
+    </w:rPr>
+  </w:style>
+  <w:style w:customStyle="1" w:styleId="Heading9Char" w:type="character">
+    <w:name w:val="Heading 9 Char"/>
+    <w:basedOn w:val="DefaultParagraphFont"/>
+    <w:link w:val="Heading9"/>
+    <w:uiPriority w:val="9"/>
+    <w:semiHidden/>
+    <w:rsid w:val="00A10FD9"/>
+    <w:rPr>
+      <w:rFonts w:cstheme="majorBidi" w:eastAsiaTheme="majorEastAsia"/>
+      <w:color w:themeColor="text1" w:themeTint="D8" w:val="272727"/>
     </w:rPr>
   </w:style>
   <w:style w:styleId="BlockText" w:type="paragraph">
@@ -3165,8 +3203,8 @@
   </w:style>
   <w:style w:styleId="FootnoteBlockText" w:type="paragraph">
     <w:name w:val="Footnote Block Text"/>
-    <w:basedOn w:val="Footnote Text"/>
-    <w:next w:val="Footnote Text"/>
+    <w:basedOn w:val="FootnoteText"/>
+    <w:next w:val="FootnoteText"/>
     <w:uiPriority w:val="9"/>
     <w:unhideWhenUsed/>
     <w:qFormat/>
@@ -3204,10 +3242,10 @@
         <w:jc w:val="left"/>
       </w:trPr>
       <w:tcPr>
-        <w:vAlign w:val="bottom"/>
         <w:tcBorders>
           <w:bottom w:val="single"/>
         </w:tcBorders>
+        <w:vAlign w:val="bottom"/>
       </w:tcPr>
     </w:tblStylePr>
   </w:style>
@@ -3323,6 +3361,7 @@
     <w:name w:val="KeywordTok"/>
     <w:basedOn w:val="VerbatimChar"/>
     <w:rPr>
+      <w:b/>
       <w:color w:val="003b4f"/>
       <w:shd w:val="clear" w:fill="f1f3f5"/>
     </w:rPr>
@@ -3427,9 +3466,9 @@
     <w:name w:val="DocumentationTok"/>
     <w:basedOn w:val="VerbatimChar"/>
     <w:rPr>
+      <w:i/>
       <w:color w:val="5e5e5e"/>
       <w:shd w:val="clear" w:fill="f1f3f5"/>
-      <w:i/>
     </w:rPr>
   </w:style>
   <w:style w:type="character" w:customStyle="1" w:styleId="AnnotationTok">
@@ -3444,9 +3483,9 @@
     <w:name w:val="CommentVarTok"/>
     <w:basedOn w:val="VerbatimChar"/>
     <w:rPr>
+      <w:i/>
       <w:color w:val="5e5e5e"/>
       <w:shd w:val="clear" w:fill="f1f3f5"/>
-      <w:i/>
     </w:rPr>
   </w:style>
   <w:style w:type="character" w:customStyle="1" w:styleId="OtherTok">
@@ -3477,6 +3516,7 @@
     <w:name w:val="ControlFlowTok"/>
     <w:basedOn w:val="VerbatimChar"/>
     <w:rPr>
+      <w:b/>
       <w:color w:val="003b4f"/>
       <w:shd w:val="clear" w:fill="f1f3f5"/>
     </w:rPr>
@@ -3541,9 +3581,9 @@
     <w:name w:val="WarningTok"/>
     <w:basedOn w:val="VerbatimChar"/>
     <w:rPr>
+      <w:i/>
       <w:color w:val="5e5e5e"/>
       <w:shd w:val="clear" w:fill="f1f3f5"/>
-      <w:i/>
     </w:rPr>
   </w:style>
   <w:style w:type="character" w:customStyle="1" w:styleId="AlertTok">
@@ -3584,44 +3624,44 @@
         <a:sysClr val="window" lastClr="FFFFFF"/>
       </a:lt1>
       <a:dk2>
-        <a:srgbClr val="1F497D"/>
+        <a:srgbClr val="0E2841"/>
       </a:dk2>
       <a:lt2>
-        <a:srgbClr val="EEECE1"/>
+        <a:srgbClr val="E8E8E8"/>
       </a:lt2>
       <a:accent1>
-        <a:srgbClr val="4F81BD"/>
+        <a:srgbClr val="156082"/>
       </a:accent1>
       <a:accent2>
-        <a:srgbClr val="C0504D"/>
+        <a:srgbClr val="E97132"/>
       </a:accent2>
       <a:accent3>
-        <a:srgbClr val="9BBB59"/>
+        <a:srgbClr val="196B24"/>
       </a:accent3>
       <a:accent4>
-        <a:srgbClr val="8064A2"/>
+        <a:srgbClr val="0F9ED5"/>
       </a:accent4>
       <a:accent5>
-        <a:srgbClr val="4BACC6"/>
+        <a:srgbClr val="A02B93"/>
       </a:accent5>
       <a:accent6>
-        <a:srgbClr val="F79646"/>
+        <a:srgbClr val="4EA72E"/>
       </a:accent6>
       <a:hlink>
-        <a:srgbClr val="0000FF"/>
+        <a:srgbClr val="467886"/>
       </a:hlink>
       <a:folHlink>
-        <a:srgbClr val="800080"/>
+        <a:srgbClr val="96607D"/>
       </a:folHlink>
     </a:clrScheme>
     <a:fontScheme name="Office">
       <a:majorFont>
-        <a:latin typeface="Calibri"/>
+        <a:latin typeface="Aptos Display" panose="02110004020202020204"/>
         <a:ea typeface=""/>
         <a:cs typeface=""/>
-        <a:font script="Jpan" typeface="ＭＳ ゴシック"/>
+        <a:font script="Jpan" typeface="游ゴシック Light"/>
         <a:font script="Hang" typeface="맑은 고딕"/>
-        <a:font script="Hans" typeface="宋体"/>
+        <a:font script="Hans" typeface="等线 Light"/>
         <a:font script="Hant" typeface="新細明體"/>
         <a:font script="Arab" typeface="Times New Roman"/>
         <a:font script="Hebr" typeface="Times New Roman"/>
@@ -3648,14 +3688,32 @@
         <a:font script="Mong" typeface="Mongolian Baiti"/>
         <a:font script="Viet" typeface="Times New Roman"/>
         <a:font script="Uigh" typeface="Microsoft Uighur"/>
+        <a:font script="Geor" typeface="Sylfaen"/>
+        <a:font script="Armn" typeface="Arial"/>
+        <a:font script="Bugi" typeface="Leelawadee UI"/>
+        <a:font script="Bopo" typeface="Microsoft JhengHei"/>
+        <a:font script="Java" typeface="Javanese Text"/>
+        <a:font script="Lisu" typeface="Segoe UI"/>
+        <a:font script="Mymr" typeface="Myanmar Text"/>
+        <a:font script="Nkoo" typeface="Ebrima"/>
+        <a:font script="Olck" typeface="Nirmala UI"/>
+        <a:font script="Osma" typeface="Ebrima"/>
+        <a:font script="Phag" typeface="Phagspa"/>
+        <a:font script="Syrn" typeface="Estrangelo Edessa"/>
+        <a:font script="Syrj" typeface="Estrangelo Edessa"/>
+        <a:font script="Syre" typeface="Estrangelo Edessa"/>
+        <a:font script="Sora" typeface="Nirmala UI"/>
+        <a:font script="Tale" typeface="Microsoft Tai Le"/>
+        <a:font script="Talu" typeface="Microsoft New Tai Lue"/>
+        <a:font script="Tfng" typeface="Ebrima"/>
       </a:majorFont>
       <a:minorFont>
-        <a:latin typeface="Cambria"/>
+        <a:latin typeface="Aptos" panose="02110004020202020204"/>
         <a:ea typeface=""/>
         <a:cs typeface=""/>
-        <a:font script="Jpan" typeface="ＭＳ 明朝"/>
+        <a:font script="Jpan" typeface="游明朝"/>
         <a:font script="Hang" typeface="맑은 고딕"/>
-        <a:font script="Hans" typeface="宋体"/>
+        <a:font script="Hans" typeface="等线"/>
         <a:font script="Hant" typeface="新細明體"/>
         <a:font script="Arab" typeface="Arial"/>
         <a:font script="Hebr" typeface="Arial"/>
@@ -3682,6 +3740,24 @@
         <a:font script="Mong" typeface="Mongolian Baiti"/>
         <a:font script="Viet" typeface="Arial"/>
         <a:font script="Uigh" typeface="Microsoft Uighur"/>
+        <a:font script="Geor" typeface="Sylfaen"/>
+        <a:font script="Armn" typeface="Arial"/>
+        <a:font script="Bugi" typeface="Leelawadee UI"/>
+        <a:font script="Bopo" typeface="Microsoft JhengHei"/>
+        <a:font script="Java" typeface="Javanese Text"/>
+        <a:font script="Lisu" typeface="Segoe UI"/>
+        <a:font script="Mymr" typeface="Myanmar Text"/>
+        <a:font script="Nkoo" typeface="Ebrima"/>
+        <a:font script="Olck" typeface="Nirmala UI"/>
+        <a:font script="Osma" typeface="Ebrima"/>
+        <a:font script="Phag" typeface="Phagspa"/>
+        <a:font script="Syrn" typeface="Estrangelo Edessa"/>
+        <a:font script="Syrj" typeface="Estrangelo Edessa"/>
+        <a:font script="Syre" typeface="Estrangelo Edessa"/>
+        <a:font script="Sora" typeface="Nirmala UI"/>
+        <a:font script="Tale" typeface="Microsoft Tai Le"/>
+        <a:font script="Talu" typeface="Microsoft New Tai Lue"/>
+        <a:font script="Tfng" typeface="Ebrima"/>
       </a:minorFont>
     </a:fontScheme>
     <a:fmtScheme name="Office">
@@ -3693,200 +3769,141 @@
           <a:gsLst>
             <a:gs pos="0">
               <a:schemeClr val="phClr">
-                <a:tint val="50000"/>
-                <a:satMod val="300000"/>
+                <a:lumMod val="110000"/>
+                <a:satMod val="105000"/>
+                <a:tint val="67000"/>
               </a:schemeClr>
             </a:gs>
-            <a:gs pos="35000">
+            <a:gs pos="50000">
               <a:schemeClr val="phClr">
-                <a:tint val="37000"/>
-                <a:satMod val="300000"/>
+                <a:lumMod val="105000"/>
+                <a:satMod val="103000"/>
+                <a:tint val="73000"/>
               </a:schemeClr>
             </a:gs>
             <a:gs pos="100000">
               <a:schemeClr val="phClr">
-                <a:tint val="15000"/>
-                <a:satMod val="350000"/>
+                <a:lumMod val="105000"/>
+                <a:satMod val="109000"/>
+                <a:tint val="81000"/>
               </a:schemeClr>
             </a:gs>
           </a:gsLst>
-          <a:lin ang="16200000" scaled="1"/>
+          <a:lin ang="5400000" scaled="0"/>
         </a:gradFill>
         <a:gradFill rotWithShape="1">
           <a:gsLst>
             <a:gs pos="0">
               <a:schemeClr val="phClr">
-                <a:tint val="100000"/>
+                <a:satMod val="103000"/>
+                <a:lumMod val="102000"/>
+                <a:tint val="94000"/>
+              </a:schemeClr>
+            </a:gs>
+            <a:gs pos="50000">
+              <a:schemeClr val="phClr">
+                <a:satMod val="110000"/>
+                <a:lumMod val="100000"/>
                 <a:shade val="100000"/>
-                <a:satMod val="130000"/>
               </a:schemeClr>
             </a:gs>
             <a:gs pos="100000">
               <a:schemeClr val="phClr">
-                <a:tint val="50000"/>
-                <a:shade val="100000"/>
-                <a:satMod val="350000"/>
+                <a:lumMod val="99000"/>
+                <a:satMod val="120000"/>
+                <a:shade val="78000"/>
               </a:schemeClr>
             </a:gs>
           </a:gsLst>
-          <a:lin ang="16200000" scaled="0"/>
+          <a:lin ang="5400000" scaled="0"/>
         </a:gradFill>
       </a:fillStyleLst>
       <a:lnStyleLst>
-        <a:ln w="9525" cap="flat" cmpd="sng" algn="ctr">
-          <a:solidFill>
-            <a:schemeClr val="phClr">
-              <a:shade val="95000"/>
-              <a:satMod val="105000"/>
-            </a:schemeClr>
-          </a:solidFill>
-          <a:prstDash val="solid"/>
-        </a:ln>
-        <a:ln w="25400" cap="flat" cmpd="sng" algn="ctr">
+        <a:ln w="6350" cap="flat" cmpd="sng" algn="ctr">
           <a:solidFill>
             <a:schemeClr val="phClr"/>
           </a:solidFill>
           <a:prstDash val="solid"/>
+          <a:miter lim="800000"/>
         </a:ln>
-        <a:ln w="38100" cap="flat" cmpd="sng" algn="ctr">
+        <a:ln w="12700" cap="flat" cmpd="sng" algn="ctr">
           <a:solidFill>
             <a:schemeClr val="phClr"/>
           </a:solidFill>
           <a:prstDash val="solid"/>
+          <a:miter lim="800000"/>
+        </a:ln>
+        <a:ln w="19050" cap="flat" cmpd="sng" algn="ctr">
+          <a:solidFill>
+            <a:schemeClr val="phClr"/>
+          </a:solidFill>
+          <a:prstDash val="solid"/>
+          <a:miter lim="800000"/>
         </a:ln>
       </a:lnStyleLst>
       <a:effectStyleLst>
         <a:effectStyle>
+          <a:effectLst/>
+        </a:effectStyle>
+        <a:effectStyle>
+          <a:effectLst/>
+        </a:effectStyle>
+        <a:effectStyle>
           <a:effectLst>
-            <a:outerShdw blurRad="40000" dist="20000" dir="5400000" rotWithShape="0">
+            <a:outerShdw blurRad="57150" dist="19050" dir="5400000" algn="ctr" rotWithShape="0">
               <a:srgbClr val="000000">
-                <a:alpha val="38000"/>
+                <a:alpha val="63000"/>
               </a:srgbClr>
             </a:outerShdw>
           </a:effectLst>
-        </a:effectStyle>
-        <a:effectStyle>
-          <a:effectLst>
-            <a:outerShdw blurRad="40000" dist="23000" dir="5400000" rotWithShape="0">
-              <a:srgbClr val="000000">
-                <a:alpha val="35000"/>
-              </a:srgbClr>
-            </a:outerShdw>
-          </a:effectLst>
-        </a:effectStyle>
-        <a:effectStyle>
-          <a:effectLst>
-            <a:outerShdw blurRad="40000" dist="23000" dir="5400000" rotWithShape="0">
-              <a:srgbClr val="000000">
-                <a:alpha val="35000"/>
-              </a:srgbClr>
-            </a:outerShdw>
-          </a:effectLst>
-          <a:scene3d>
-            <a:camera prst="orthographicFront">
-              <a:rot lat="0" lon="0" rev="0"/>
-            </a:camera>
-            <a:lightRig rig="threePt" dir="t">
-              <a:rot lat="0" lon="0" rev="1200000"/>
-            </a:lightRig>
-          </a:scene3d>
-          <a:sp3d>
-            <a:bevelT w="63500" h="25400"/>
-          </a:sp3d>
         </a:effectStyle>
       </a:effectStyleLst>
       <a:bgFillStyleLst>
         <a:solidFill>
           <a:schemeClr val="phClr"/>
         </a:solidFill>
+        <a:solidFill>
+          <a:schemeClr val="phClr">
+            <a:tint val="95000"/>
+            <a:satMod val="170000"/>
+          </a:schemeClr>
+        </a:solidFill>
         <a:gradFill rotWithShape="1">
           <a:gsLst>
             <a:gs pos="0">
               <a:schemeClr val="phClr">
-                <a:tint val="40000"/>
-                <a:satMod val="350000"/>
+                <a:tint val="93000"/>
+                <a:satMod val="150000"/>
+                <a:shade val="98000"/>
+                <a:lumMod val="102000"/>
               </a:schemeClr>
             </a:gs>
-            <a:gs pos="40000">
+            <a:gs pos="50000">
               <a:schemeClr val="phClr">
-                <a:tint val="45000"/>
-                <a:shade val="99000"/>
-                <a:satMod val="350000"/>
+                <a:tint val="98000"/>
+                <a:satMod val="130000"/>
+                <a:shade val="90000"/>
+                <a:lumMod val="103000"/>
               </a:schemeClr>
             </a:gs>
             <a:gs pos="100000">
               <a:schemeClr val="phClr">
-                <a:shade val="20000"/>
-                <a:satMod val="255000"/>
+                <a:shade val="63000"/>
+                <a:satMod val="120000"/>
               </a:schemeClr>
             </a:gs>
           </a:gsLst>
-          <a:path path="circle">
-            <a:fillToRect l="50000" t="-80000" r="50000" b="180000"/>
-          </a:path>
-        </a:gradFill>
-        <a:gradFill rotWithShape="1">
-          <a:gsLst>
-            <a:gs pos="0">
-              <a:schemeClr val="phClr">
-                <a:tint val="80000"/>
-                <a:satMod val="300000"/>
-              </a:schemeClr>
-            </a:gs>
-            <a:gs pos="100000">
-              <a:schemeClr val="phClr">
-                <a:shade val="30000"/>
-                <a:satMod val="200000"/>
-              </a:schemeClr>
-            </a:gs>
-          </a:gsLst>
-          <a:path path="circle">
-            <a:fillToRect l="50000" t="50000" r="50000" b="50000"/>
-          </a:path>
+          <a:lin ang="5400000" scaled="0"/>
         </a:gradFill>
       </a:bgFillStyleLst>
     </a:fmtScheme>
   </a:themeElements>
-  <a:objectDefaults>
-    <a:spDef>
-      <a:spPr/>
-      <a:bodyPr/>
-      <a:lstStyle/>
-      <a:style>
-        <a:lnRef idx="1">
-          <a:schemeClr val="accent1"/>
-        </a:lnRef>
-        <a:fillRef idx="3">
-          <a:schemeClr val="accent1"/>
-        </a:fillRef>
-        <a:effectRef idx="2">
-          <a:schemeClr val="accent1"/>
-        </a:effectRef>
-        <a:fontRef idx="minor">
-          <a:schemeClr val="lt1"/>
-        </a:fontRef>
-      </a:style>
-    </a:spDef>
-    <a:lnDef>
-      <a:spPr/>
-      <a:bodyPr/>
-      <a:lstStyle/>
-      <a:style>
-        <a:lnRef idx="2">
-          <a:schemeClr val="accent1"/>
-        </a:lnRef>
-        <a:fillRef idx="0">
-          <a:schemeClr val="accent1"/>
-        </a:fillRef>
-        <a:effectRef idx="1">
-          <a:schemeClr val="accent1"/>
-        </a:effectRef>
-        <a:fontRef idx="minor">
-          <a:schemeClr val="tx1"/>
-        </a:fontRef>
-      </a:style>
-    </a:lnDef>
-  </a:objectDefaults>
+  <a:objectDefaults/>
   <a:extraClrSchemeLst/>
+  <a:extLst>
+    <a:ext uri="{05A4C25C-085E-4340-85A3-A5531E510DB2}">
+      <thm15:themeFamily xmlns:thm15="http://schemas.microsoft.com/office/thememl/2012/main" name="Office Theme" id="{2E142A2C-CD16-42D6-873A-C26D2A0506FA}" vid="{1BDDFF52-6CD6-40A5-AB3C-68EB2F1E4D0A}"/>
+    </a:ext>
+  </a:extLst>
 </a:theme>
 </file>